--- a/blog/herofincorp/personal-loan-default/Personal Loan Default Consequences in India and Legal Impact.docx
+++ b/blog/herofincorp/personal-loan-default/Personal Loan Default Consequences in India and Legal Impact.docx
@@ -87,7 +87,7 @@
         <w:spacing w:after="300"/>
         <w:jc w:val="center"/>
       </w:pPr>
-      <w:hyperlink w:history="1" r:id="rIdvmbkz5qeqgf_zixmwlqql">
+      <w:hyperlink w:history="1" r:id="rIduna7h8-fkxptte0iopdf9">
         <w:r>
           <w:rPr>
             <w:rFonts w:ascii="Calibri" w:cs="Calibri" w:eastAsia="Calibri" w:hAnsi="Calibri"/>
@@ -111,7 +111,7 @@
           <w:sz w:val="22"/>
           <w:szCs w:val="22"/>
         </w:rPr>
-        <w:t xml:space="preserve">Personal loans are quick money in a crisis, and a missed EMI is where most trouble begins. What follows a default in India is predictable: charges, a damaged credit file, recovery calls, then a civil case. Here is the sequence and the RBI rules that bound it.</w:t>
+        <w:t xml:space="preserve">Personal loans are quick money in a crisis. A missed EMI is where the trouble starts. What follows a default in India is predictable enough. Charges first. Then a damaged credit file. Months of recovery calls. In the end, a civil case. Here's the sequence, and the RBI rules that bound it.</w:t>
       </w:r>
     </w:p>
     <w:p>
@@ -127,7 +127,7 @@
         </w:rPr>
         <w:t xml:space="preserve">To Avail Personal Loan </w:t>
       </w:r>
-      <w:hyperlink w:history="1" r:id="rIdzuefaysicxqw9dlmsx2-h">
+      <w:hyperlink w:history="1" r:id="rIdsmeiipgjtxqptmqbgxyog">
         <w:r>
           <w:rPr>
             <w:rFonts w:ascii="Calibri" w:cs="Calibri" w:eastAsia="Calibri" w:hAnsi="Calibri"/>
@@ -168,7 +168,7 @@
           <w:sz w:val="22"/>
           <w:szCs w:val="22"/>
         </w:rPr>
-        <w:t xml:space="preserve">A personal loan defaulter is a borrower who hasn't paid EMIs as the loan agreement requires. One missed instalment makes the account overdue; RBI's classification then runs from SMA-0 at up to 30 days, through SMA-1 and SMA-2, to a non-performing asset at 90 days. Default is a breach of contract, so it's civil.</w:t>
+        <w:t xml:space="preserve">A personal loan defaulter is a borrower who hasn't paid EMIs as the loan agreement requires. One missed instalment makes the account overdue. RBI's classification then runs from SMA-0 at up to 30 days, through SMA-1 and SMA-2, and reaches non-performing asset status at 90 days. Default is a breach of contract, so it's civil.</w:t>
       </w:r>
     </w:p>
     <w:p>
@@ -199,7 +199,7 @@
           <w:sz w:val="22"/>
           <w:szCs w:val="22"/>
         </w:rPr>
-        <w:t xml:space="preserve">Lenders climb a visible ladder: a reminder SMS on the due date, a collections call within a week, a written overdue notice around day 30. Then the calls start. Since April 2024 every lender must also alert you by SMS or email when it reports a missed payment to CIBIL, so that message is your last cheap warning. Your own side shows earlier. An EMI swallowing more than 40% of income, a card being used to pay the loan, a bounce charge on the statement: any of these is the moment to call the lender, before day 90.</w:t>
+        <w:t xml:space="preserve">Lenders climb a visible ladder. A reminder SMS lands on the due date. Within a week the collections call follows, and a written overdue notice turns up around day 30. Then the calls start. Since April 2024 every lender must also alert you by SMS or email when it reports a missed payment to CIBIL, so that message is your last cheap warning. Your own side shows earlier. An EMI swallowing more than 40% of income. Using a card to pay the loan. That bounce charge on the statement. Any of those is the moment to call the lender, well before day 90.</w:t>
       </w:r>
     </w:p>
     <w:p>
@@ -235,7 +235,7 @@
           <w:sz w:val="22"/>
           <w:szCs w:val="22"/>
         </w:rPr>
-        <w:t xml:space="preserve">Charges accrue: a bounce fee from your bank and a penal charge from the lender, which since April 2024 must be a flat charge, never interest on interest.</w:t>
+        <w:t xml:space="preserve">Charges accrue. A bounce fee from your bank, plus a penal charge from the lender, which since April 2024 must be flat rather than interest on interest.</w:t>
       </w:r>
     </w:p>
     <w:p>
@@ -254,7 +254,7 @@
           <w:sz w:val="22"/>
           <w:szCs w:val="22"/>
         </w:rPr>
-        <w:t xml:space="preserve">Days past due go to the credit bureaus, your score falls from the first month, and the entry stays until the account is closed or updated.</w:t>
+        <w:t xml:space="preserve">Days past due go to the credit bureaus. Your score falls from month one, and the entry stays until the account is closed or updated.</w:t>
       </w:r>
     </w:p>
     <w:p>
@@ -311,7 +311,7 @@
           <w:sz w:val="22"/>
           <w:szCs w:val="22"/>
         </w:rPr>
-        <w:t xml:space="preserve">Secured loans let the lender move on the collateral; an unsecured one has nothing to seize without a court order.</w:t>
+        <w:t xml:space="preserve">Secured loans let the lender move on the collateral. An unsecured one has nothing to seize without a court order.</w:t>
       </w:r>
     </w:p>
     <w:p>
@@ -342,7 +342,7 @@
           <w:sz w:val="22"/>
           <w:szCs w:val="22"/>
         </w:rPr>
-        <w:t xml:space="preserve">RBI doesn't set your penalties or decide whether you're sued; the loan agreement and the civil law do that. What RBI regulates is conduct. Under the Fair Practices Code every lender must give you a Key Fact Statement listing all charges, and since April 2024 penal charges must be reasonable, flat and never capitalised. RBI's August 2022 instructions on recovery agents bar calls before 8 am or after 7 pm, threats, abuse, and intrusion on your family and friends; agents must carry identification, and the lender answers for whatever they do. A grievance officer must resolve a complaint within 30 days; after that, the RBI Integrated Ombudsman at cms.rbi.org.in hears it free of charge. Restructuring in hardship is allowed, at the lender's discretion.</w:t>
+        <w:t xml:space="preserve">RBI doesn't set your penalties or decide whether you're sued; the loan agreement and the civil law do that. What RBI regulates is conduct. Under the Fair Practices Code every lender must give you a Key Fact Statement listing all charges, and since April 2024 penal charges must be reasonable, flat and never capitalised. RBI's August 2022 instructions on recovery agents bar calls before 8 am or after 7 pm. They also bar threats, abuse and any intrusion on your family or friends; agents must carry identification, and the lender answers for whatever they do. A grievance officer must resolve a complaint within 30 days; after that, the RBI Integrated Ombudsman at cms.rbi.org.in hears it free of charge. Restructuring in hardship is allowed, at the lender's discretion.</w:t>
       </w:r>
     </w:p>
     <w:p>
@@ -392,7 +392,7 @@
           <w:sz w:val="22"/>
           <w:szCs w:val="22"/>
         </w:rPr>
-        <w:t xml:space="preserve">Demand notice first, then a legal notice from the lender's lawyer with a date to pay by.</w:t>
+        <w:t xml:space="preserve">The demand notice comes first, then a legal notice from the lender's lawyer with a date to pay by.</w:t>
       </w:r>
     </w:p>
     <w:p>
@@ -430,7 +430,7 @@
           <w:sz w:val="22"/>
           <w:szCs w:val="22"/>
         </w:rPr>
-        <w:t xml:space="preserve">Arbitration, if the agreement has an arbitration clause, as most NBFC agreements do; the award binds like a decree.</w:t>
+        <w:t xml:space="preserve">Arbitration, if the agreement carries an arbitration clause, as most NBFC agreements do. The award binds like a decree.</w:t>
       </w:r>
     </w:p>
     <w:p>
@@ -449,7 +449,7 @@
           <w:sz w:val="22"/>
           <w:szCs w:val="22"/>
         </w:rPr>
-        <w:t xml:space="preserve">Civil suit, and after a decree, execution against your bank account or salary. Salary can only be attached under a court order, and the first Rs 1,000 plus two-thirds of the rest is protected.</w:t>
+        <w:t xml:space="preserve">Then a civil suit, and after a decree, execution against your bank account or salary. Salary can only be attached under a court order, and the first Rs 1,000 plus two-thirds of the rest is protected.</w:t>
       </w:r>
     </w:p>
     <w:p>
@@ -499,9 +499,9 @@
           <w:sz w:val="22"/>
           <w:szCs w:val="22"/>
         </w:rPr>
-        <w:t xml:space="preserve">Default is a sequence, and every step is cheaper than the next. Silence makes it worse. Call the lender before the due date, send proof of the hardship and ask for a longer tenure or a short payment holiday; that call costs nothing, and a </w:t>
-      </w:r>
-      <w:hyperlink w:history="1" r:id="rIdjtdtzwivpz5gvztiwty7a">
+        <w:t xml:space="preserve">Default is a sequence, and every step is cheaper than the next. Silence makes it worse. Call the lender before the due date, send proof of the hardship and ask for a longer tenure or a short payment holiday. That call costs nothing, and a </w:t>
+      </w:r>
+      <w:hyperlink w:history="1" r:id="rIdeucn0dimy34z4-oxdnr-a">
         <w:r>
           <w:rPr>
             <w:rFonts w:ascii="Calibri" w:cs="Calibri" w:eastAsia="Calibri" w:hAnsi="Calibri"/>
@@ -520,7 +520,7 @@
           <w:sz w:val="22"/>
           <w:szCs w:val="22"/>
         </w:rPr>
-        <w:t xml:space="preserve"> costs less than a decree.</w:t>
+        <w:t xml:space="preserve"> costs a great deal less than a decree.</w:t>
       </w:r>
     </w:p>
     <w:p>
@@ -599,7 +599,7 @@
           <w:sz w:val="22"/>
           <w:szCs w:val="22"/>
         </w:rPr>
-        <w:t xml:space="preserve">Your bank charges a bounce fee, the lender adds a penal charge, and the missed payment goes to CIBIL. The lender can also send a demand notice under Section 138 or 25, which opens a criminal case if you don't pay within 15 days.</w:t>
+        <w:t xml:space="preserve">Your bank charges a bounce fee. The lender adds a penal charge of its own, and the missed payment goes to CIBIL. A demand notice under Section 138 or Section 25 can follow, and that opens a criminal case if you don't pay within 15 days.</w:t>
       </w:r>
     </w:p>
     <w:p>
@@ -630,7 +630,7 @@
           <w:sz w:val="22"/>
           <w:szCs w:val="22"/>
         </w:rPr>
-        <w:t xml:space="preserve">Only between 8 am and 7 pm, without threats, abuse or intrusion on your family, and carrying identification.</w:t>
+        <w:t xml:space="preserve">Only between 8 am and 7 pm, and only carrying identification. No threats, no abuse, no approach to your family.</w:t>
       </w:r>
     </w:p>
     <w:p>
@@ -661,7 +661,7 @@
           <w:sz w:val="22"/>
           <w:szCs w:val="22"/>
         </w:rPr>
-        <w:t xml:space="preserve">Regular defaulters can't pay. Wilful defaulters, under RBI's 2024 directions, owe Rs 25 lakh or more, had the means to pay or diverted the money, and get the tag only after a committee hearing. It blocks fresh credit for years.</w:t>
+        <w:t xml:space="preserve">Regular defaulters can't pay. Wilful defaulters owe Rs 25 lakh or more and had the means to pay, or diverted the money elsewhere, and under RBI's 2024 directions they get the tag only after a committee hearing. It blocks fresh credit for years.</w:t>
       </w:r>
     </w:p>
     <w:p>
@@ -692,7 +692,7 @@
           <w:sz w:val="22"/>
           <w:szCs w:val="22"/>
         </w:rPr>
-        <w:t xml:space="preserve">Tell the lender before the due date, share proof of the hardship, and ask for restructuring or a payment holiday. Pay what you can rather than nothing; a part payment keeps the account out of NPA longer.</w:t>
+        <w:t xml:space="preserve">Tell the lender before the due date. Share proof of the hardship, and ask for restructuring or a payment holiday. Pay what you can rather than nothing, because a part payment keeps the account out of NPA for longer.</w:t>
       </w:r>
     </w:p>
     <w:p>

--- a/blog/herofincorp/personal-loan-default/Personal Loan Default Consequences in India and Legal Impact.docx
+++ b/blog/herofincorp/personal-loan-default/Personal Loan Default Consequences in India and Legal Impact.docx
@@ -87,7 +87,7 @@
         <w:spacing w:after="300"/>
         <w:jc w:val="center"/>
       </w:pPr>
-      <w:hyperlink w:history="1" r:id="rIduna7h8-fkxptte0iopdf9">
+      <w:hyperlink w:history="1" r:id="rId8l3p9flspo1jxdin-odqu">
         <w:r>
           <w:rPr>
             <w:rFonts w:ascii="Calibri" w:cs="Calibri" w:eastAsia="Calibri" w:hAnsi="Calibri"/>
@@ -127,7 +127,7 @@
         </w:rPr>
         <w:t xml:space="preserve">To Avail Personal Loan </w:t>
       </w:r>
-      <w:hyperlink w:history="1" r:id="rIdsmeiipgjtxqptmqbgxyog">
+      <w:hyperlink w:history="1" r:id="rIdn0obksrsg6ngqdyhbqnpv">
         <w:r>
           <w:rPr>
             <w:rFonts w:ascii="Calibri" w:cs="Calibri" w:eastAsia="Calibri" w:hAnsi="Calibri"/>
@@ -501,7 +501,7 @@
         </w:rPr>
         <w:t xml:space="preserve">Default is a sequence, and every step is cheaper than the next. Silence makes it worse. Call the lender before the due date, send proof of the hardship and ask for a longer tenure or a short payment holiday. That call costs nothing, and a </w:t>
       </w:r>
-      <w:hyperlink w:history="1" r:id="rIdeucn0dimy34z4-oxdnr-a">
+      <w:hyperlink w:history="1" r:id="rIdocg7b5-9aengliejg0w6v">
         <w:r>
           <w:rPr>
             <w:rFonts w:ascii="Calibri" w:cs="Calibri" w:eastAsia="Calibri" w:hAnsi="Calibri"/>
